--- a/preview/largedocxs/15-modern-teal.docx
+++ b/preview/largedocxs/15-modern-teal.docx
@@ -111,7 +111,7 @@
                 <w:sz w:val="22"/>
                 <w:szCs w:val="22"/>
               </w:rPr>
-              <w:t xml:space="preserve">Principal Software Engineer &amp; Technical Lead</w:t>
+              <w:t xml:space="preserve">Principal Software Engineer and Technical Lead</w:t>
             </w:r>
           </w:p>
         </w:tc>
@@ -1306,7 +1306,7 @@
         </w:rPr>
         <w:t xml:space="preserve">Demo: </w:t>
       </w:r>
-      <w:hyperlink w:history="1" r:id="rIdshaoreubhw8skkkkhaeut">
+      <w:hyperlink w:history="1" r:id="rIdoukyengahskdszvzlloxc">
         <w:r>
           <w:rPr>
             <w:color w:val="0d9488"/>
@@ -1334,7 +1334,7 @@
         </w:rPr>
         <w:t xml:space="preserve">Code: </w:t>
       </w:r>
-      <w:hyperlink w:history="1" r:id="rIdkzhqxycuqhlzm4a0skv3x">
+      <w:hyperlink w:history="1" r:id="rIdjnfy7ghjomcw4j5trar6r">
         <w:r>
           <w:rPr>
             <w:color w:val="0d9488"/>
@@ -1439,7 +1439,7 @@
         </w:rPr>
         <w:t xml:space="preserve">Demo: </w:t>
       </w:r>
-      <w:hyperlink w:history="1" r:id="rIdnzvnn-r0aqi2tzxj8utze">
+      <w:hyperlink w:history="1" r:id="rIdqctbtsqrt7widkid2y9ww">
         <w:r>
           <w:rPr>
             <w:color w:val="0d9488"/>
@@ -1529,7 +1529,7 @@
         </w:rPr>
         <w:t xml:space="preserve">Demo: </w:t>
       </w:r>
-      <w:hyperlink w:history="1" r:id="rId4p9oeko1znem6ha1qe_3p">
+      <w:hyperlink w:history="1" r:id="rIdhho5wm8tdgxaoejodatok">
         <w:r>
           <w:rPr>
             <w:color w:val="0d9488"/>
@@ -1574,7 +1574,7 @@
         </w:rPr>
         <w:t xml:space="preserve">Code: </w:t>
       </w:r>
-      <w:hyperlink w:history="1" r:id="rIdtwe2u16utg9v5nbkrokhd">
+      <w:hyperlink w:history="1" r:id="rIdncep5l0cgw6tzpjnjh5vp">
         <w:r>
           <w:rPr>
             <w:color w:val="0d9488"/>
@@ -2006,22 +2006,22 @@
           <w:sz w:val="22"/>
           <w:szCs w:val="22"/>
         </w:rPr>
-        <w:t xml:space="preserve">CERTIFICATIONS &amp; AWARDS</w:t>
-      </w:r>
-    </w:p>
-    <w:p>
-      <w:pPr>
-        <w:spacing w:after="50"/>
-        <w:ind w:left="240"/>
-      </w:pPr>
-      <w:r>
-        <w:rPr>
-          <w:rFonts w:ascii="Helvetica" w:cs="Helvetica" w:eastAsia="Helvetica" w:hAnsi="Helvetica"/>
-          <w:color w:val="334155"/>
-          <w:sz w:val="20"/>
-          <w:szCs w:val="20"/>
-        </w:rPr>
-        <w:t xml:space="preserve">• AWS Certified Solutions Architect – Professional</w:t>
+        <w:t xml:space="preserve">CERTIFICATIONS AND AWARDS</w:t>
+      </w:r>
+    </w:p>
+    <w:p>
+      <w:pPr>
+        <w:spacing w:after="50"/>
+        <w:ind w:left="240"/>
+      </w:pPr>
+      <w:r>
+        <w:rPr>
+          <w:rFonts w:ascii="Helvetica" w:cs="Helvetica" w:eastAsia="Helvetica" w:hAnsi="Helvetica"/>
+          <w:color w:val="334155"/>
+          <w:sz w:val="20"/>
+          <w:szCs w:val="20"/>
+        </w:rPr>
+        <w:t xml:space="preserve">• AWS Certified Solutions Architect - Professional</w:t>
       </w:r>
     </w:p>
     <w:p>
@@ -2111,7 +2111,7 @@
           <w:sz w:val="20"/>
           <w:szCs w:val="20"/>
         </w:rPr>
-        <w:t xml:space="preserve">• Distinguished Engineering Award, Hyperscale Cloud Infrastructure Corporation, 2023</w:t>
+        <w:t xml:space="preserve">• Distinguished Engineering Award, 2023</w:t>
       </w:r>
     </w:p>
     <w:p>
@@ -2148,37 +2148,37 @@
           <w:sz w:val="22"/>
           <w:szCs w:val="22"/>
         </w:rPr>
-        <w:t xml:space="preserve">SPEAKING &amp; PUBLICATIONS</w:t>
-      </w:r>
-    </w:p>
-    <w:p>
-      <w:pPr>
-        <w:spacing w:after="50"/>
-        <w:ind w:left="240"/>
-      </w:pPr>
-      <w:r>
-        <w:rPr>
-          <w:rFonts w:ascii="Helvetica" w:cs="Helvetica" w:eastAsia="Helvetica" w:hAnsi="Helvetica"/>
-          <w:color w:val="334155"/>
-          <w:sz w:val="20"/>
-          <w:szCs w:val="20"/>
-        </w:rPr>
-        <w:t xml:space="preserve">• Keynote: 'Designing Resilient Systems at Planet Scale' — Global Cloud Summit 2023.</w:t>
-      </w:r>
-    </w:p>
-    <w:p>
-      <w:pPr>
-        <w:spacing w:after="50"/>
-        <w:ind w:left="240"/>
-      </w:pPr>
-      <w:r>
-        <w:rPr>
-          <w:rFonts w:ascii="Helvetica" w:cs="Helvetica" w:eastAsia="Helvetica" w:hAnsi="Helvetica"/>
-          <w:color w:val="334155"/>
-          <w:sz w:val="20"/>
-          <w:szCs w:val="20"/>
-        </w:rPr>
-        <w:t xml:space="preserve">• Conference talk: 'The Pragmatic Path to Microservices' — QCon San Francisco 2022.</w:t>
+        <w:t xml:space="preserve">SPEAKING AND PUBLICATIONS</w:t>
+      </w:r>
+    </w:p>
+    <w:p>
+      <w:pPr>
+        <w:spacing w:after="50"/>
+        <w:ind w:left="240"/>
+      </w:pPr>
+      <w:r>
+        <w:rPr>
+          <w:rFonts w:ascii="Helvetica" w:cs="Helvetica" w:eastAsia="Helvetica" w:hAnsi="Helvetica"/>
+          <w:color w:val="334155"/>
+          <w:sz w:val="20"/>
+          <w:szCs w:val="20"/>
+        </w:rPr>
+        <w:t xml:space="preserve">• Keynote: Designing Resilient Systems at Planet Scale - Global Cloud Summit 2023.</w:t>
+      </w:r>
+    </w:p>
+    <w:p>
+      <w:pPr>
+        <w:spacing w:after="50"/>
+        <w:ind w:left="240"/>
+      </w:pPr>
+      <w:r>
+        <w:rPr>
+          <w:rFonts w:ascii="Helvetica" w:cs="Helvetica" w:eastAsia="Helvetica" w:hAnsi="Helvetica"/>
+          <w:color w:val="334155"/>
+          <w:sz w:val="20"/>
+          <w:szCs w:val="20"/>
+        </w:rPr>
+        <w:t xml:space="preserve">• Conference talk: The Pragmatic Path to Microservices - QCon San Francisco 2022.</w:t>
       </w:r>
     </w:p>
     <w:p>
@@ -2360,7 +2360,7 @@
         </w:rPr>
         <w:t xml:space="preserve">Portfolio: </w:t>
       </w:r>
-      <w:hyperlink w:history="1" r:id="rIdzosjxh_orfufccr_sryro">
+      <w:hyperlink w:history="1" r:id="rIdrrimmskq6m1ynj7oo5uko">
         <w:r>
           <w:rPr>
             <w:color w:val="0d9488"/>
@@ -2386,7 +2386,7 @@
         </w:rPr>
         <w:t xml:space="preserve">GitHub: </w:t>
       </w:r>
-      <w:hyperlink w:history="1" r:id="rId5uvtm7gorlyjnxhi038vw">
+      <w:hyperlink w:history="1" r:id="rIdh1_rdoh3b4quvrzbbw1hf">
         <w:r>
           <w:rPr>
             <w:color w:val="0d9488"/>
@@ -2412,7 +2412,7 @@
         </w:rPr>
         <w:t xml:space="preserve">Case Studies: </w:t>
       </w:r>
-      <w:hyperlink w:history="1" r:id="rIdlgbyj8ddltf4danixesna">
+      <w:hyperlink w:history="1" r:id="rIdnpiilon2-urlwklqfm7yl">
         <w:r>
           <w:rPr>
             <w:color w:val="0d9488"/>
